--- a/games/peril-to-profit-story-atlas/exports/raw/slide/map-loc-underroot-tunnels.docx
+++ b/games/peril-to-profit-story-atlas/exports/raw/slide/map-loc-underroot-tunnels.docx
@@ -79,15 +79,15 @@
         <w:pStyle w:val="Normal"/>
       </w:pPr>
       <w:r>
-        <w:t xml:space="preserve">Sectionid: STORY</w:t>
-      </w:r>
-    </w:p>
-    <w:p>
-      <w:pPr>
-        <w:pStyle w:val="Normal"/>
-      </w:pPr>
-      <w:r>
-        <w:t xml:space="preserve">Sectiontitle: Map Board</w:t>
+        <w:t xml:space="preserve">Sectionid: MAPS</w:t>
+      </w:r>
+    </w:p>
+    <w:p>
+      <w:pPr>
+        <w:pStyle w:val="Normal"/>
+      </w:pPr>
+      <w:r>
+        <w:t xml:space="preserve">Sectiontitle: Location Maps</w:t>
       </w:r>
     </w:p>
     <w:p>
@@ -335,7 +335,7 @@
         <w:pStyle w:val="Normal"/>
       </w:pPr>
       <w:r>
-        <w:t xml:space="preserve">Build 2026-06-23T21:40:58 | Content hash 4cd05a0dafc7587a | Source hash dac3370046ed077140fab2d6</w:t>
+        <w:t xml:space="preserve">Build 2026-07-05T12:33:16 | Content hash b95d2a96d02c4da3 | Source hash 6753a06c32e5dca07a19eb73</w:t>
       </w:r>
     </w:p>
     <w:sectPr/>
